--- a/申报系统填报内容.docx
+++ b/申报系统填报内容.docx
@@ -79,7 +79,7 @@
           <w:b w:val="0"/>
           <w:sz w:val="21"/>
         </w:rPr>
-        <w:t>一、本文件依据《高校共享道路慢行主体的安全认知偏差与行为引导研究》研究报告定稿版拟写，各项文字可直接复制粘贴至申报系统对应文本框。</w:t>
+        <w:t>一、本文件依据《高校共享道路慢行主体的安全认知偏差与行为引导研究》研究报告第二轮校订定稿版（103,103字符，图11幅、表41张、参考文献87条）拟写，各项文字可直接复制粘贴至申报系统对应文本框。</w:t>
       </w:r>
     </w:p>
     <w:p>
@@ -124,7 +124,7 @@
           <w:b w:val="0"/>
           <w:sz w:val="21"/>
         </w:rPr>
-        <w:t>四、字数按系统提示控制：项目选题约 1500 字，内容简介约 2500 字，参考文献 20 项。文中数据均取自研究报告，与报告正文严格一致。</w:t>
+        <w:t>四、字数按系统提示控制：项目选题约 1500 字，内容简介约 2500 字，参考文献 20 项。文中数据均取自研究报告，与报告正文严格一致。第五节另附可供申报材料使用的图表清单，系统文本框不支持插图，该节供制作申报书附件时取用。</w:t>
       </w:r>
     </w:p>
     <w:p>
@@ -767,7 +767,7 @@
           <w:b w:val="0"/>
           <w:sz w:val="21"/>
         </w:rPr>
-        <w:t>[6] ZHANG Z, FISHER T, WANG H. Walk Score, environmental quality and walking in a campus setting[J]. Land, 2023, 12(4): 732.</w:t>
+        <w:t>[6] 陈雅楠, 赵晓华, 李佳, 等. 基于科学知识图谱的道路交叉口安全设施设计综述及范式研究[J]. 北京工业大学学报, 2024, 50(12): 1501-1520.</w:t>
       </w:r>
     </w:p>
     <w:p>
@@ -782,7 +782,7 @@
           <w:b w:val="0"/>
           <w:sz w:val="21"/>
         </w:rPr>
-        <w:t>[7] CHEN H, GUO Y, LI L. Promoting sustainable mobility on campus: uncovering the behavioral mechanisms behind non-compliant e-bike use among university students[J]. Sustainability, 2025, 17(15): 7147.</w:t>
+        <w:t>[7] ZHANG Z, FISHER T, WANG H. Walk Score, environmental quality and walking in a campus setting[J]. Land, 2023, 12(4): 732.</w:t>
       </w:r>
     </w:p>
     <w:p>
@@ -797,7 +797,7 @@
           <w:b w:val="0"/>
           <w:sz w:val="21"/>
         </w:rPr>
-        <w:t>[8] MIAO L, LIU F, DENG Y. Analysis of traffic conflicts on slow-moving shared paths in Shenzhen, China[J]. Sustainability, 2025, 17(9): 4095.</w:t>
+        <w:t>[8] CHEN H, GUO Y, LI L. Promoting sustainable mobility on campus: uncovering the behavioral mechanisms behind non-compliant e-bike use among university students[J]. Sustainability, 2025, 17(15): 7147.</w:t>
       </w:r>
     </w:p>
     <w:p>
@@ -812,7 +812,7 @@
           <w:b w:val="0"/>
           <w:sz w:val="21"/>
         </w:rPr>
-        <w:t>[9] KELLSTEDT K, SPENGLER J O, MADDOCK J E. Comparing perceived and objective measures of bikeability on a university campus: a case study[J]. SAGE Open, 2021, 11(2): 21582440211018685.</w:t>
+        <w:t>[9] MIAO L, LIU F, DENG Y. Analysis of traffic conflicts on slow-moving shared paths in Shenzhen, China[J]. Sustainability, 2025, 17(9): 4095.</w:t>
       </w:r>
     </w:p>
     <w:p>
@@ -827,7 +827,7 @@
           <w:b w:val="0"/>
           <w:sz w:val="21"/>
         </w:rPr>
-        <w:t>[10] VON STÜLPNAGEL R, RINTELEN H. A matter of space and perspective: cyclists', car drivers' and pedestrians' assumptions about subjective safety in shared traffic situations[J]. Transportation Research Part A: Policy and Practice, 2024, 179: 103941.</w:t>
+        <w:t>[10] KELLSTEDT K, SPENGLER J O, MADDOCK J E. Comparing perceived and objective measures of bikeability on a university campus: a case study[J]. SAGE Open, 2021, 11(2): 21582440211018685.</w:t>
       </w:r>
     </w:p>
     <w:p>
@@ -842,7 +842,7 @@
           <w:b w:val="0"/>
           <w:sz w:val="21"/>
         </w:rPr>
-        <w:t>[11] HAMILTON-BAILLIE B. Shared space: reconciling people, places and traffic[J]. Built Environment, 2008, 34(2): 161-181.</w:t>
+        <w:t>[11] VON STÜLPNAGEL R, RINTELEN H. A matter of space and perspective: cyclists', car drivers' and pedestrians' assumptions about subjective safety in shared traffic situations[J]. Transportation Research Part A: Policy and Practice, 2024, 179: 103941.</w:t>
       </w:r>
     </w:p>
     <w:p>
@@ -857,7 +857,7 @@
           <w:b w:val="0"/>
           <w:sz w:val="21"/>
         </w:rPr>
-        <w:t>[12] KARNDACHARUK A, WILSON D J, DUNN R. A review of the evolution of shared (street) space concepts in urban environments[J]. Transport Reviews, 2014, 34(2): 190-220.</w:t>
+        <w:t>[12] HAMILTON-BAILLIE B. Shared space: reconciling people, places and traffic[J]. Built Environment, 2008, 34(2): 161-181.</w:t>
       </w:r>
     </w:p>
     <w:p>
@@ -872,7 +872,7 @@
           <w:b w:val="0"/>
           <w:sz w:val="21"/>
         </w:rPr>
-        <w:t>[13] MOODY S, MELIA S. Shared space: research, policy and problems[J]. Proceedings of the Institution of Civil Engineers - Transport, 2014, 167(6): 384-392.</w:t>
+        <w:t>[13] KARNDACHARUK A, WILSON D J, DUNN R. A review of the evolution of shared (street) space concepts in urban environments[J]. Transport Reviews, 2014, 34(2): 190-220.</w:t>
       </w:r>
     </w:p>
     <w:p>
@@ -981,8 +981,13 @@
       </w:r>
     </w:p>
     <w:p>
+      <w:r>
+        <w:br w:type="page"/>
+      </w:r>
+    </w:p>
+    <w:p>
       <w:pPr>
-        <w:spacing w:before="280" w:after="160" w:line="416" w:lineRule="exact"/>
+        <w:spacing w:before="0" w:after="160" w:line="416" w:lineRule="exact"/>
         <w:jc w:val="left"/>
       </w:pPr>
       <w:r>
@@ -991,7 +996,1187 @@
           <w:b w:val="0"/>
           <w:sz w:val="26"/>
         </w:rPr>
-        <w:t>五、6. 经费信息</w:t>
+        <w:t>五、可供申报使用的图表</w:t>
+      </w:r>
+    </w:p>
+    <w:p>
+      <w:pPr>
+        <w:spacing w:before="0" w:after="160" w:line="360" w:lineRule="exact"/>
+        <w:jc w:val="both"/>
+      </w:pPr>
+      <w:r>
+        <w:rPr>
+          <w:rFonts w:ascii="Times New Roman" w:hAnsi="Times New Roman" w:eastAsia="宋体"/>
+          <w:b w:val="0"/>
+          <w:color w:val="888888"/>
+          <w:sz w:val="19"/>
+        </w:rPr>
+        <w:t>系统的四个文本框仅接受纯文字，下列图表供制作申报书正文与附件时取用，均出自研究报告，编号与报告一致。</w:t>
+      </w:r>
+    </w:p>
+    <w:p>
+      <w:pPr>
+        <w:spacing w:before="200" w:after="100" w:line="352" w:lineRule="exact"/>
+        <w:jc w:val="left"/>
+      </w:pPr>
+      <w:r>
+        <w:rPr>
+          <w:rFonts w:ascii="Times New Roman" w:hAnsi="Times New Roman" w:eastAsia="黑体"/>
+          <w:b w:val="0"/>
+          <w:sz w:val="22"/>
+        </w:rPr>
+        <w:t>（一）建议优先选用的图</w:t>
+      </w:r>
+    </w:p>
+    <w:tbl>
+      <w:tblPr>
+        <w:tblStyle w:val="TableGrid"/>
+        <w:tblW w:type="auto" w:w="0"/>
+        <w:jc w:val="center"/>
+        <w:tblLook w:firstColumn="1" w:firstRow="1" w:lastColumn="0" w:lastRow="0" w:noHBand="0" w:noVBand="1" w:val="04A0"/>
+      </w:tblPr>
+      <w:tblGrid>
+        <w:gridCol w:w="2986"/>
+        <w:gridCol w:w="2986"/>
+        <w:gridCol w:w="2986"/>
+      </w:tblGrid>
+      <w:tr>
+        <w:tc>
+          <w:tcPr>
+            <w:tcW w:type="dxa" w:w="1134"/>
+          </w:tcPr>
+          <w:p>
+            <w:pPr>
+              <w:jc w:val="center"/>
+            </w:pPr>
+            <w:r/>
+            <w:r>
+              <w:rPr>
+                <w:rFonts w:ascii="Times New Roman" w:hAnsi="Times New Roman" w:eastAsia="黑体"/>
+                <w:b w:val="0"/>
+                <w:sz w:val="20"/>
+              </w:rPr>
+              <w:t>图号</w:t>
+            </w:r>
+          </w:p>
+        </w:tc>
+        <w:tc>
+          <w:tcPr>
+            <w:tcW w:type="dxa" w:w="3628"/>
+          </w:tcPr>
+          <w:p>
+            <w:pPr>
+              <w:jc w:val="center"/>
+            </w:pPr>
+            <w:r/>
+            <w:r>
+              <w:rPr>
+                <w:rFonts w:ascii="Times New Roman" w:hAnsi="Times New Roman" w:eastAsia="黑体"/>
+                <w:b w:val="0"/>
+                <w:sz w:val="20"/>
+              </w:rPr>
+              <w:t>图名</w:t>
+            </w:r>
+          </w:p>
+        </w:tc>
+        <w:tc>
+          <w:tcPr>
+            <w:tcW w:type="dxa" w:w="4195"/>
+          </w:tcPr>
+          <w:p>
+            <w:pPr>
+              <w:jc w:val="center"/>
+            </w:pPr>
+            <w:r/>
+            <w:r>
+              <w:rPr>
+                <w:rFonts w:ascii="Times New Roman" w:hAnsi="Times New Roman" w:eastAsia="黑体"/>
+                <w:b w:val="0"/>
+                <w:sz w:val="20"/>
+              </w:rPr>
+              <w:t>建议用途</w:t>
+            </w:r>
+          </w:p>
+        </w:tc>
+      </w:tr>
+      <w:tr>
+        <w:tc>
+          <w:tcPr>
+            <w:tcW w:type="dxa" w:w="1134"/>
+          </w:tcPr>
+          <w:p>
+            <w:pPr>
+              <w:spacing w:before="40" w:after="40"/>
+              <w:jc w:val="center"/>
+            </w:pPr>
+            <w:r/>
+            <w:r>
+              <w:rPr>
+                <w:rFonts w:ascii="Times New Roman" w:hAnsi="Times New Roman" w:eastAsia="宋体"/>
+                <w:b w:val="0"/>
+                <w:sz w:val="19"/>
+              </w:rPr>
+              <w:t>图1</w:t>
+            </w:r>
+          </w:p>
+        </w:tc>
+        <w:tc>
+          <w:tcPr>
+            <w:tcW w:type="dxa" w:w="3628"/>
+          </w:tcPr>
+          <w:p>
+            <w:pPr>
+              <w:spacing w:before="40" w:after="40"/>
+            </w:pPr>
+            <w:r/>
+            <w:r>
+              <w:rPr>
+                <w:rFonts w:ascii="Times New Roman" w:hAnsi="Times New Roman" w:eastAsia="宋体"/>
+                <w:b w:val="0"/>
+                <w:sz w:val="19"/>
+              </w:rPr>
+              <w:t>本课题技术路线图</w:t>
+            </w:r>
+          </w:p>
+        </w:tc>
+        <w:tc>
+          <w:tcPr>
+            <w:tcW w:type="dxa" w:w="4195"/>
+          </w:tcPr>
+          <w:p>
+            <w:pPr>
+              <w:spacing w:before="40" w:after="40"/>
+            </w:pPr>
+            <w:r/>
+            <w:r>
+              <w:rPr>
+                <w:rFonts w:ascii="Times New Roman" w:hAnsi="Times New Roman" w:eastAsia="宋体"/>
+                <w:b w:val="0"/>
+                <w:sz w:val="19"/>
+              </w:rPr>
+              <w:t>置于“研究思路与方法”，一图说明四项子任务的逐级供给关系</w:t>
+            </w:r>
+          </w:p>
+        </w:tc>
+      </w:tr>
+      <w:tr>
+        <w:tc>
+          <w:tcPr>
+            <w:tcW w:type="dxa" w:w="1134"/>
+          </w:tcPr>
+          <w:p>
+            <w:pPr>
+              <w:spacing w:before="40" w:after="40"/>
+              <w:jc w:val="center"/>
+            </w:pPr>
+            <w:r/>
+            <w:r>
+              <w:rPr>
+                <w:rFonts w:ascii="Times New Roman" w:hAnsi="Times New Roman" w:eastAsia="宋体"/>
+                <w:b w:val="0"/>
+                <w:sz w:val="19"/>
+              </w:rPr>
+              <w:t>图2</w:t>
+            </w:r>
+          </w:p>
+        </w:tc>
+        <w:tc>
+          <w:tcPr>
+            <w:tcW w:type="dxa" w:w="3628"/>
+          </w:tcPr>
+          <w:p>
+            <w:pPr>
+              <w:spacing w:before="40" w:after="40"/>
+            </w:pPr>
+            <w:r/>
+            <w:r>
+              <w:rPr>
+                <w:rFonts w:ascii="Times New Roman" w:hAnsi="Times New Roman" w:eastAsia="宋体"/>
+                <w:b w:val="0"/>
+                <w:sz w:val="19"/>
+              </w:rPr>
+              <w:t>校园共享道路12个观测点</w:t>
+            </w:r>
+          </w:p>
+        </w:tc>
+        <w:tc>
+          <w:tcPr>
+            <w:tcW w:type="dxa" w:w="4195"/>
+          </w:tcPr>
+          <w:p>
+            <w:pPr>
+              <w:spacing w:before="40" w:after="40"/>
+            </w:pPr>
+            <w:r/>
+            <w:r>
+              <w:rPr>
+                <w:rFonts w:ascii="Times New Roman" w:hAnsi="Times New Roman" w:eastAsia="宋体"/>
+                <w:b w:val="0"/>
+                <w:sz w:val="19"/>
+              </w:rPr>
+              <w:t>置于“研究基础”，说明实证对象与观测点覆盖面</w:t>
+            </w:r>
+          </w:p>
+        </w:tc>
+      </w:tr>
+      <w:tr>
+        <w:tc>
+          <w:tcPr>
+            <w:tcW w:type="dxa" w:w="1134"/>
+          </w:tcPr>
+          <w:p>
+            <w:pPr>
+              <w:spacing w:before="40" w:after="40"/>
+              <w:jc w:val="center"/>
+            </w:pPr>
+            <w:r/>
+            <w:r>
+              <w:rPr>
+                <w:rFonts w:ascii="Times New Roman" w:hAnsi="Times New Roman" w:eastAsia="宋体"/>
+                <w:b w:val="0"/>
+                <w:sz w:val="19"/>
+              </w:rPr>
+              <w:t>图5、图6</w:t>
+            </w:r>
+          </w:p>
+        </w:tc>
+        <w:tc>
+          <w:tcPr>
+            <w:tcW w:type="dxa" w:w="3628"/>
+          </w:tcPr>
+          <w:p>
+            <w:pPr>
+              <w:spacing w:before="40" w:after="40"/>
+            </w:pPr>
+            <w:r/>
+            <w:r>
+              <w:rPr>
+                <w:rFonts w:ascii="Times New Roman" w:hAnsi="Times New Roman" w:eastAsia="宋体"/>
+                <w:b w:val="0"/>
+                <w:sz w:val="19"/>
+              </w:rPr>
+              <w:t>行人／骑行者行为决策模型</w:t>
+            </w:r>
+          </w:p>
+        </w:tc>
+        <w:tc>
+          <w:tcPr>
+            <w:tcW w:type="dxa" w:w="4195"/>
+          </w:tcPr>
+          <w:p>
+            <w:pPr>
+              <w:spacing w:before="40" w:after="40"/>
+            </w:pPr>
+            <w:r/>
+            <w:r>
+              <w:rPr>
+                <w:rFonts w:ascii="Times New Roman" w:hAnsi="Times New Roman" w:eastAsia="宋体"/>
+                <w:b w:val="0"/>
+                <w:sz w:val="19"/>
+              </w:rPr>
+              <w:t>置于“主要观点”，直观呈现两类主体的路径差异</w:t>
+            </w:r>
+          </w:p>
+        </w:tc>
+      </w:tr>
+      <w:tr>
+        <w:tc>
+          <w:tcPr>
+            <w:tcW w:type="dxa" w:w="1134"/>
+          </w:tcPr>
+          <w:p>
+            <w:pPr>
+              <w:spacing w:before="40" w:after="40"/>
+              <w:jc w:val="center"/>
+            </w:pPr>
+            <w:r/>
+            <w:r>
+              <w:rPr>
+                <w:rFonts w:ascii="Times New Roman" w:hAnsi="Times New Roman" w:eastAsia="宋体"/>
+                <w:b w:val="0"/>
+                <w:sz w:val="19"/>
+              </w:rPr>
+              <w:t>图9</w:t>
+            </w:r>
+          </w:p>
+        </w:tc>
+        <w:tc>
+          <w:tcPr>
+            <w:tcW w:type="dxa" w:w="3628"/>
+          </w:tcPr>
+          <w:p>
+            <w:pPr>
+              <w:spacing w:before="40" w:after="40"/>
+            </w:pPr>
+            <w:r/>
+            <w:r>
+              <w:rPr>
+                <w:rFonts w:ascii="Times New Roman" w:hAnsi="Times New Roman" w:eastAsia="宋体"/>
+                <w:b w:val="0"/>
+                <w:sz w:val="19"/>
+              </w:rPr>
+              <w:t>安全引导系统设计原型（地面标识系统）</w:t>
+            </w:r>
+          </w:p>
+        </w:tc>
+        <w:tc>
+          <w:tcPr>
+            <w:tcW w:type="dxa" w:w="4195"/>
+          </w:tcPr>
+          <w:p>
+            <w:pPr>
+              <w:spacing w:before="40" w:after="40"/>
+            </w:pPr>
+            <w:r/>
+            <w:r>
+              <w:rPr>
+                <w:rFonts w:ascii="Times New Roman" w:hAnsi="Times New Roman" w:eastAsia="宋体"/>
+                <w:b w:val="0"/>
+                <w:sz w:val="19"/>
+              </w:rPr>
+              <w:t>置于“预期成果”，展示设计落点</w:t>
+            </w:r>
+          </w:p>
+        </w:tc>
+      </w:tr>
+      <w:tr>
+        <w:tc>
+          <w:tcPr>
+            <w:tcW w:type="dxa" w:w="1134"/>
+          </w:tcPr>
+          <w:p>
+            <w:pPr>
+              <w:spacing w:before="40" w:after="40"/>
+              <w:jc w:val="center"/>
+            </w:pPr>
+            <w:r/>
+            <w:r>
+              <w:rPr>
+                <w:rFonts w:ascii="Times New Roman" w:hAnsi="Times New Roman" w:eastAsia="宋体"/>
+                <w:b w:val="0"/>
+                <w:sz w:val="19"/>
+              </w:rPr>
+              <w:t>图10</w:t>
+            </w:r>
+          </w:p>
+        </w:tc>
+        <w:tc>
+          <w:tcPr>
+            <w:tcW w:type="dxa" w:w="3628"/>
+          </w:tcPr>
+          <w:p>
+            <w:pPr>
+              <w:spacing w:before="40" w:after="40"/>
+            </w:pPr>
+            <w:r/>
+            <w:r>
+              <w:rPr>
+                <w:rFonts w:ascii="Times New Roman" w:hAnsi="Times New Roman" w:eastAsia="宋体"/>
+                <w:b w:val="0"/>
+                <w:sz w:val="19"/>
+              </w:rPr>
+              <w:t>交叉口部署预警标志设计原型</w:t>
+            </w:r>
+          </w:p>
+        </w:tc>
+        <w:tc>
+          <w:tcPr>
+            <w:tcW w:type="dxa" w:w="4195"/>
+          </w:tcPr>
+          <w:p>
+            <w:pPr>
+              <w:spacing w:before="40" w:after="40"/>
+            </w:pPr>
+            <w:r/>
+            <w:r>
+              <w:rPr>
+                <w:rFonts w:ascii="Times New Roman" w:hAnsi="Times New Roman" w:eastAsia="宋体"/>
+                <w:b w:val="0"/>
+                <w:sz w:val="19"/>
+              </w:rPr>
+              <w:t>与图9配合，说明冲突点的针对性处理</w:t>
+            </w:r>
+          </w:p>
+        </w:tc>
+      </w:tr>
+      <w:tr>
+        <w:tc>
+          <w:tcPr>
+            <w:tcW w:type="dxa" w:w="1134"/>
+          </w:tcPr>
+          <w:p>
+            <w:pPr>
+              <w:spacing w:before="40" w:after="40"/>
+              <w:jc w:val="center"/>
+            </w:pPr>
+            <w:r/>
+            <w:r>
+              <w:rPr>
+                <w:rFonts w:ascii="Times New Roman" w:hAnsi="Times New Roman" w:eastAsia="宋体"/>
+                <w:b w:val="0"/>
+                <w:sz w:val="19"/>
+              </w:rPr>
+              <w:t>图11</w:t>
+            </w:r>
+          </w:p>
+        </w:tc>
+        <w:tc>
+          <w:tcPr>
+            <w:tcW w:type="dxa" w:w="3628"/>
+          </w:tcPr>
+          <w:p>
+            <w:pPr>
+              <w:spacing w:before="40" w:after="40"/>
+            </w:pPr>
+            <w:r/>
+            <w:r>
+              <w:rPr>
+                <w:rFonts w:ascii="Times New Roman" w:hAnsi="Times New Roman" w:eastAsia="宋体"/>
+                <w:b w:val="0"/>
+                <w:sz w:val="19"/>
+              </w:rPr>
+              <w:t>立面动态提示装置设计原型</w:t>
+            </w:r>
+          </w:p>
+        </w:tc>
+        <w:tc>
+          <w:tcPr>
+            <w:tcW w:type="dxa" w:w="4195"/>
+          </w:tcPr>
+          <w:p>
+            <w:pPr>
+              <w:spacing w:before="40" w:after="40"/>
+            </w:pPr>
+            <w:r/>
+            <w:r>
+              <w:rPr>
+                <w:rFonts w:ascii="Times New Roman" w:hAnsi="Times New Roman" w:eastAsia="宋体"/>
+                <w:b w:val="0"/>
+                <w:sz w:val="19"/>
+              </w:rPr>
+              <w:t>说明“静态与动态”互补的系统构成</w:t>
+            </w:r>
+          </w:p>
+        </w:tc>
+      </w:tr>
+    </w:tbl>
+    <w:p>
+      <w:pPr>
+        <w:spacing w:before="200" w:after="100" w:line="352" w:lineRule="exact"/>
+        <w:jc w:val="left"/>
+      </w:pPr>
+      <w:r>
+        <w:rPr>
+          <w:rFonts w:ascii="Times New Roman" w:hAnsi="Times New Roman" w:eastAsia="黑体"/>
+          <w:b w:val="0"/>
+          <w:sz w:val="22"/>
+        </w:rPr>
+        <w:t>（二）建议优先选用的表</w:t>
+      </w:r>
+    </w:p>
+    <w:tbl>
+      <w:tblPr>
+        <w:tblStyle w:val="TableGrid"/>
+        <w:tblW w:type="auto" w:w="0"/>
+        <w:jc w:val="center"/>
+        <w:tblLook w:firstColumn="1" w:firstRow="1" w:lastColumn="0" w:lastRow="0" w:noHBand="0" w:noVBand="1" w:val="04A0"/>
+      </w:tblPr>
+      <w:tblGrid>
+        <w:gridCol w:w="2986"/>
+        <w:gridCol w:w="2986"/>
+        <w:gridCol w:w="2986"/>
+      </w:tblGrid>
+      <w:tr>
+        <w:tc>
+          <w:tcPr>
+            <w:tcW w:type="dxa" w:w="1134"/>
+          </w:tcPr>
+          <w:p>
+            <w:pPr>
+              <w:jc w:val="center"/>
+            </w:pPr>
+            <w:r/>
+            <w:r>
+              <w:rPr>
+                <w:rFonts w:ascii="Times New Roman" w:hAnsi="Times New Roman" w:eastAsia="黑体"/>
+                <w:b w:val="0"/>
+                <w:sz w:val="20"/>
+              </w:rPr>
+              <w:t>表号</w:t>
+            </w:r>
+          </w:p>
+        </w:tc>
+        <w:tc>
+          <w:tcPr>
+            <w:tcW w:type="dxa" w:w="3628"/>
+          </w:tcPr>
+          <w:p>
+            <w:pPr>
+              <w:jc w:val="center"/>
+            </w:pPr>
+            <w:r/>
+            <w:r>
+              <w:rPr>
+                <w:rFonts w:ascii="Times New Roman" w:hAnsi="Times New Roman" w:eastAsia="黑体"/>
+                <w:b w:val="0"/>
+                <w:sz w:val="20"/>
+              </w:rPr>
+              <w:t>表名</w:t>
+            </w:r>
+          </w:p>
+        </w:tc>
+        <w:tc>
+          <w:tcPr>
+            <w:tcW w:type="dxa" w:w="4195"/>
+          </w:tcPr>
+          <w:p>
+            <w:pPr>
+              <w:jc w:val="center"/>
+            </w:pPr>
+            <w:r/>
+            <w:r>
+              <w:rPr>
+                <w:rFonts w:ascii="Times New Roman" w:hAnsi="Times New Roman" w:eastAsia="黑体"/>
+                <w:b w:val="0"/>
+                <w:sz w:val="20"/>
+              </w:rPr>
+              <w:t>建议用途</w:t>
+            </w:r>
+          </w:p>
+        </w:tc>
+      </w:tr>
+      <w:tr>
+        <w:tc>
+          <w:tcPr>
+            <w:tcW w:type="dxa" w:w="1134"/>
+          </w:tcPr>
+          <w:p>
+            <w:pPr>
+              <w:spacing w:before="40" w:after="40"/>
+              <w:jc w:val="center"/>
+            </w:pPr>
+            <w:r/>
+            <w:r>
+              <w:rPr>
+                <w:rFonts w:ascii="Times New Roman" w:hAnsi="Times New Roman" w:eastAsia="宋体"/>
+                <w:b w:val="0"/>
+                <w:sz w:val="19"/>
+              </w:rPr>
+              <w:t>表7</w:t>
+            </w:r>
+          </w:p>
+        </w:tc>
+        <w:tc>
+          <w:tcPr>
+            <w:tcW w:type="dxa" w:w="3628"/>
+          </w:tcPr>
+          <w:p>
+            <w:pPr>
+              <w:spacing w:before="40" w:after="40"/>
+            </w:pPr>
+            <w:r/>
+            <w:r>
+              <w:rPr>
+                <w:rFonts w:ascii="Times New Roman" w:hAnsi="Times New Roman" w:eastAsia="宋体"/>
+                <w:b w:val="0"/>
+                <w:sz w:val="19"/>
+              </w:rPr>
+              <w:t>校园共享道路观测点</w:t>
+            </w:r>
+          </w:p>
+        </w:tc>
+        <w:tc>
+          <w:tcPr>
+            <w:tcW w:type="dxa" w:w="4195"/>
+          </w:tcPr>
+          <w:p>
+            <w:pPr>
+              <w:spacing w:before="40" w:after="40"/>
+            </w:pPr>
+            <w:r/>
+            <w:r>
+              <w:rPr>
+                <w:rFonts w:ascii="Times New Roman" w:hAnsi="Times New Roman" w:eastAsia="宋体"/>
+                <w:b w:val="0"/>
+                <w:sz w:val="19"/>
+              </w:rPr>
+              <w:t>说明观测点位的空间类型覆盖</w:t>
+            </w:r>
+          </w:p>
+        </w:tc>
+      </w:tr>
+      <w:tr>
+        <w:tc>
+          <w:tcPr>
+            <w:tcW w:type="dxa" w:w="1134"/>
+          </w:tcPr>
+          <w:p>
+            <w:pPr>
+              <w:spacing w:before="40" w:after="40"/>
+              <w:jc w:val="center"/>
+            </w:pPr>
+            <w:r/>
+            <w:r>
+              <w:rPr>
+                <w:rFonts w:ascii="Times New Roman" w:hAnsi="Times New Roman" w:eastAsia="宋体"/>
+                <w:b w:val="0"/>
+                <w:sz w:val="19"/>
+              </w:rPr>
+              <w:t>表11、表12</w:t>
+            </w:r>
+          </w:p>
+        </w:tc>
+        <w:tc>
+          <w:tcPr>
+            <w:tcW w:type="dxa" w:w="3628"/>
+          </w:tcPr>
+          <w:p>
+            <w:pPr>
+              <w:spacing w:before="40" w:after="40"/>
+            </w:pPr>
+            <w:r/>
+            <w:r>
+              <w:rPr>
+                <w:rFonts w:ascii="Times New Roman" w:hAnsi="Times New Roman" w:eastAsia="宋体"/>
+                <w:b w:val="0"/>
+                <w:sz w:val="19"/>
+              </w:rPr>
+              <w:t>冲突事件空间分布统计、冲突行为模式统计</w:t>
+            </w:r>
+          </w:p>
+        </w:tc>
+        <w:tc>
+          <w:tcPr>
+            <w:tcW w:type="dxa" w:w="4195"/>
+          </w:tcPr>
+          <w:p>
+            <w:pPr>
+              <w:spacing w:before="40" w:after="40"/>
+            </w:pPr>
+            <w:r/>
+            <w:r>
+              <w:rPr>
+                <w:rFonts w:ascii="Times New Roman" w:hAnsi="Times New Roman" w:eastAsia="宋体"/>
+                <w:b w:val="0"/>
+                <w:sz w:val="19"/>
+              </w:rPr>
+              <w:t>支撑“冲突集聚”与“人为因素主导”两项判断</w:t>
+            </w:r>
+          </w:p>
+        </w:tc>
+      </w:tr>
+      <w:tr>
+        <w:tc>
+          <w:tcPr>
+            <w:tcW w:type="dxa" w:w="1134"/>
+          </w:tcPr>
+          <w:p>
+            <w:pPr>
+              <w:spacing w:before="40" w:after="40"/>
+              <w:jc w:val="center"/>
+            </w:pPr>
+            <w:r/>
+            <w:r>
+              <w:rPr>
+                <w:rFonts w:ascii="Times New Roman" w:hAnsi="Times New Roman" w:eastAsia="宋体"/>
+                <w:b w:val="0"/>
+                <w:sz w:val="19"/>
+              </w:rPr>
+              <w:t>表13</w:t>
+            </w:r>
+          </w:p>
+        </w:tc>
+        <w:tc>
+          <w:tcPr>
+            <w:tcW w:type="dxa" w:w="3628"/>
+          </w:tcPr>
+          <w:p>
+            <w:pPr>
+              <w:spacing w:before="40" w:after="40"/>
+            </w:pPr>
+            <w:r/>
+            <w:r>
+              <w:rPr>
+                <w:rFonts w:ascii="Times New Roman" w:hAnsi="Times New Roman" w:eastAsia="宋体"/>
+                <w:b w:val="0"/>
+                <w:sz w:val="19"/>
+              </w:rPr>
+              <w:t>交通环境与冲突行为的相关性统计</w:t>
+            </w:r>
+          </w:p>
+        </w:tc>
+        <w:tc>
+          <w:tcPr>
+            <w:tcW w:type="dxa" w:w="4195"/>
+          </w:tcPr>
+          <w:p>
+            <w:pPr>
+              <w:spacing w:before="40" w:after="40"/>
+            </w:pPr>
+            <w:r/>
+            <w:r>
+              <w:rPr>
+                <w:rFonts w:ascii="Times New Roman" w:hAnsi="Times New Roman" w:eastAsia="宋体"/>
+                <w:b w:val="0"/>
+                <w:sz w:val="19"/>
+              </w:rPr>
+              <w:t>给出道路宽度、标识完整度、视距条件的相关系数</w:t>
+            </w:r>
+          </w:p>
+        </w:tc>
+      </w:tr>
+      <w:tr>
+        <w:tc>
+          <w:tcPr>
+            <w:tcW w:type="dxa" w:w="1134"/>
+          </w:tcPr>
+          <w:p>
+            <w:pPr>
+              <w:spacing w:before="40" w:after="40"/>
+              <w:jc w:val="center"/>
+            </w:pPr>
+            <w:r/>
+            <w:r>
+              <w:rPr>
+                <w:rFonts w:ascii="Times New Roman" w:hAnsi="Times New Roman" w:eastAsia="宋体"/>
+                <w:b w:val="0"/>
+                <w:sz w:val="19"/>
+              </w:rPr>
+              <w:t>表23</w:t>
+            </w:r>
+          </w:p>
+        </w:tc>
+        <w:tc>
+          <w:tcPr>
+            <w:tcW w:type="dxa" w:w="3628"/>
+          </w:tcPr>
+          <w:p>
+            <w:pPr>
+              <w:spacing w:before="40" w:after="40"/>
+            </w:pPr>
+            <w:r/>
+            <w:r>
+              <w:rPr>
+                <w:rFonts w:ascii="Times New Roman" w:hAnsi="Times New Roman" w:eastAsia="宋体"/>
+                <w:b w:val="0"/>
+                <w:sz w:val="19"/>
+              </w:rPr>
+              <w:t>多群组分析路径系数比较</w:t>
+            </w:r>
+          </w:p>
+        </w:tc>
+        <w:tc>
+          <w:tcPr>
+            <w:tcW w:type="dxa" w:w="4195"/>
+          </w:tcPr>
+          <w:p>
+            <w:pPr>
+              <w:spacing w:before="40" w:after="40"/>
+            </w:pPr>
+            <w:r/>
+            <w:r>
+              <w:rPr>
+                <w:rFonts w:ascii="Times New Roman" w:hAnsi="Times New Roman" w:eastAsia="宋体"/>
+                <w:b w:val="0"/>
+                <w:sz w:val="19"/>
+              </w:rPr>
+              <w:t>支撑“两类主体机理不同”这一核心观点</w:t>
+            </w:r>
+          </w:p>
+        </w:tc>
+      </w:tr>
+      <w:tr>
+        <w:tc>
+          <w:tcPr>
+            <w:tcW w:type="dxa" w:w="1134"/>
+          </w:tcPr>
+          <w:p>
+            <w:pPr>
+              <w:spacing w:before="40" w:after="40"/>
+              <w:jc w:val="center"/>
+            </w:pPr>
+            <w:r/>
+            <w:r>
+              <w:rPr>
+                <w:rFonts w:ascii="Times New Roman" w:hAnsi="Times New Roman" w:eastAsia="宋体"/>
+                <w:b w:val="0"/>
+                <w:sz w:val="19"/>
+              </w:rPr>
+              <w:t>表30、表31</w:t>
+            </w:r>
+          </w:p>
+        </w:tc>
+        <w:tc>
+          <w:tcPr>
+            <w:tcW w:type="dxa" w:w="3628"/>
+          </w:tcPr>
+          <w:p>
+            <w:pPr>
+              <w:spacing w:before="40" w:after="40"/>
+            </w:pPr>
+            <w:r/>
+            <w:r>
+              <w:rPr>
+                <w:rFonts w:ascii="Times New Roman" w:hAnsi="Times New Roman" w:eastAsia="宋体"/>
+                <w:b w:val="0"/>
+                <w:sz w:val="19"/>
+              </w:rPr>
+              <w:t>不同场景类型的认知偏差统计、客观因素回归分析</w:t>
+            </w:r>
+          </w:p>
+        </w:tc>
+        <w:tc>
+          <w:tcPr>
+            <w:tcW w:type="dxa" w:w="4195"/>
+          </w:tcPr>
+          <w:p>
+            <w:pPr>
+              <w:spacing w:before="40" w:after="40"/>
+            </w:pPr>
+            <w:r/>
+            <w:r>
+              <w:rPr>
+                <w:rFonts w:ascii="Times New Roman" w:hAnsi="Times New Roman" w:eastAsia="宋体"/>
+                <w:b w:val="0"/>
+                <w:sz w:val="19"/>
+              </w:rPr>
+              <w:t>支撑“弯道低估、出入口高估、视距被忽略”</w:t>
+            </w:r>
+          </w:p>
+        </w:tc>
+      </w:tr>
+      <w:tr>
+        <w:tc>
+          <w:tcPr>
+            <w:tcW w:type="dxa" w:w="1134"/>
+          </w:tcPr>
+          <w:p>
+            <w:pPr>
+              <w:spacing w:before="40" w:after="40"/>
+              <w:jc w:val="center"/>
+            </w:pPr>
+            <w:r/>
+            <w:r>
+              <w:rPr>
+                <w:rFonts w:ascii="Times New Roman" w:hAnsi="Times New Roman" w:eastAsia="宋体"/>
+                <w:b w:val="0"/>
+                <w:sz w:val="19"/>
+              </w:rPr>
+              <w:t>表38</w:t>
+            </w:r>
+          </w:p>
+        </w:tc>
+        <w:tc>
+          <w:tcPr>
+            <w:tcW w:type="dxa" w:w="3628"/>
+          </w:tcPr>
+          <w:p>
+            <w:pPr>
+              <w:spacing w:before="40" w:after="40"/>
+            </w:pPr>
+            <w:r/>
+            <w:r>
+              <w:rPr>
+                <w:rFonts w:ascii="Times New Roman" w:hAnsi="Times New Roman" w:eastAsia="宋体"/>
+                <w:b w:val="0"/>
+                <w:sz w:val="19"/>
+              </w:rPr>
+              <w:t>安全引导系统设计参数规范</w:t>
+            </w:r>
+          </w:p>
+        </w:tc>
+        <w:tc>
+          <w:tcPr>
+            <w:tcW w:type="dxa" w:w="4195"/>
+          </w:tcPr>
+          <w:p>
+            <w:pPr>
+              <w:spacing w:before="40" w:after="40"/>
+            </w:pPr>
+            <w:r/>
+            <w:r>
+              <w:rPr>
+                <w:rFonts w:ascii="Times New Roman" w:hAnsi="Times New Roman" w:eastAsia="宋体"/>
+                <w:b w:val="0"/>
+                <w:sz w:val="19"/>
+              </w:rPr>
+              <w:t>体现成果的可施工性与可复现性</w:t>
+            </w:r>
+          </w:p>
+        </w:tc>
+      </w:tr>
+      <w:tr>
+        <w:tc>
+          <w:tcPr>
+            <w:tcW w:type="dxa" w:w="1134"/>
+          </w:tcPr>
+          <w:p>
+            <w:pPr>
+              <w:spacing w:before="40" w:after="40"/>
+              <w:jc w:val="center"/>
+            </w:pPr>
+            <w:r/>
+            <w:r>
+              <w:rPr>
+                <w:rFonts w:ascii="Times New Roman" w:hAnsi="Times New Roman" w:eastAsia="宋体"/>
+                <w:b w:val="0"/>
+                <w:sz w:val="19"/>
+              </w:rPr>
+              <w:t>表41</w:t>
+            </w:r>
+          </w:p>
+        </w:tc>
+        <w:tc>
+          <w:tcPr>
+            <w:tcW w:type="dxa" w:w="3628"/>
+          </w:tcPr>
+          <w:p>
+            <w:pPr>
+              <w:spacing w:before="40" w:after="40"/>
+            </w:pPr>
+            <w:r/>
+            <w:r>
+              <w:rPr>
+                <w:rFonts w:ascii="Times New Roman" w:hAnsi="Times New Roman" w:eastAsia="宋体"/>
+                <w:b w:val="0"/>
+                <w:sz w:val="19"/>
+              </w:rPr>
+              <w:t>设计方案实施前后的量化评估对比</w:t>
+            </w:r>
+          </w:p>
+        </w:tc>
+        <w:tc>
+          <w:tcPr>
+            <w:tcW w:type="dxa" w:w="4195"/>
+          </w:tcPr>
+          <w:p>
+            <w:pPr>
+              <w:spacing w:before="40" w:after="40"/>
+            </w:pPr>
+            <w:r/>
+            <w:r>
+              <w:rPr>
+                <w:rFonts w:ascii="Times New Roman" w:hAnsi="Times New Roman" w:eastAsia="宋体"/>
+                <w:b w:val="0"/>
+                <w:sz w:val="19"/>
+              </w:rPr>
+              <w:t>给出BLOS、PUCE等指标的改善幅度</w:t>
+            </w:r>
+          </w:p>
+        </w:tc>
+      </w:tr>
+    </w:tbl>
+    <w:p>
+      <w:pPr>
+        <w:spacing w:before="200" w:after="100" w:line="352" w:lineRule="exact"/>
+        <w:jc w:val="left"/>
+      </w:pPr>
+      <w:r>
+        <w:rPr>
+          <w:rFonts w:ascii="Times New Roman" w:hAnsi="Times New Roman" w:eastAsia="黑体"/>
+          <w:b w:val="0"/>
+          <w:sz w:val="22"/>
+        </w:rPr>
+        <w:t>（三）图例：观测点分布与设计原型</w:t>
+      </w:r>
+    </w:p>
+    <w:p>
+      <w:pPr>
+        <w:spacing w:before="120" w:after="40"/>
+        <w:jc w:val="center"/>
+      </w:pPr>
+      <w:r>
+        <w:drawing>
+          <wp:inline xmlns:a="http://schemas.openxmlformats.org/drawingml/2006/main" xmlns:pic="http://schemas.openxmlformats.org/drawingml/2006/picture">
+            <wp:extent cx="5472000" cy="3462750"/>
+            <wp:docPr id="1" name="Picture 1"/>
+            <wp:cNvGraphicFramePr>
+              <a:graphicFrameLocks noChangeAspect="1"/>
+            </wp:cNvGraphicFramePr>
+            <a:graphic>
+              <a:graphicData uri="http://schemas.openxmlformats.org/drawingml/2006/picture">
+                <pic:pic>
+                  <pic:nvPicPr>
+                    <pic:cNvPr id="0" name="图2_校园观测点_淡绿色版.png"/>
+                    <pic:cNvPicPr/>
+                  </pic:nvPicPr>
+                  <pic:blipFill>
+                    <a:blip r:embed="rId9"/>
+                    <a:stretch>
+                      <a:fillRect/>
+                    </a:stretch>
+                  </pic:blipFill>
+                  <pic:spPr>
+                    <a:xfrm>
+                      <a:off x="0" y="0"/>
+                      <a:ext cx="5472000" cy="3462750"/>
+                    </a:xfrm>
+                    <a:prstGeom prst="rect"/>
+                  </pic:spPr>
+                </pic:pic>
+              </a:graphicData>
+            </a:graphic>
+          </wp:inline>
+        </w:drawing>
+      </w:r>
+    </w:p>
+    <w:p>
+      <w:pPr>
+        <w:spacing w:after="200"/>
+        <w:jc w:val="center"/>
+      </w:pPr>
+      <w:r>
+        <w:rPr>
+          <w:rFonts w:ascii="Times New Roman" w:hAnsi="Times New Roman" w:eastAsia="宋体"/>
+          <w:b w:val="0"/>
+          <w:color w:val="555555"/>
+          <w:sz w:val="19"/>
+        </w:rPr>
+        <w:t>图2  校园共享道路12个观测点（淡绿色系重绘版）</w:t>
+      </w:r>
+    </w:p>
+    <w:p>
+      <w:pPr>
+        <w:spacing w:before="120" w:after="40"/>
+        <w:jc w:val="center"/>
+      </w:pPr>
+      <w:r>
+        <w:drawing>
+          <wp:inline xmlns:a="http://schemas.openxmlformats.org/drawingml/2006/main" xmlns:pic="http://schemas.openxmlformats.org/drawingml/2006/picture">
+            <wp:extent cx="5472000" cy="3625200"/>
+            <wp:docPr id="2" name="Picture 2"/>
+            <wp:cNvGraphicFramePr>
+              <a:graphicFrameLocks noChangeAspect="1"/>
+            </wp:cNvGraphicFramePr>
+            <a:graphic>
+              <a:graphicData uri="http://schemas.openxmlformats.org/drawingml/2006/picture">
+                <pic:pic>
+                  <pic:nvPicPr>
+                    <pic:cNvPr id="0" name="图9-C.png"/>
+                    <pic:cNvPicPr/>
+                  </pic:nvPicPr>
+                  <pic:blipFill>
+                    <a:blip r:embed="rId10"/>
+                    <a:stretch>
+                      <a:fillRect/>
+                    </a:stretch>
+                  </pic:blipFill>
+                  <pic:spPr>
+                    <a:xfrm>
+                      <a:off x="0" y="0"/>
+                      <a:ext cx="5472000" cy="3625200"/>
+                    </a:xfrm>
+                    <a:prstGeom prst="rect"/>
+                  </pic:spPr>
+                </pic:pic>
+              </a:graphicData>
+            </a:graphic>
+          </wp:inline>
+        </w:drawing>
+      </w:r>
+    </w:p>
+    <w:p>
+      <w:pPr>
+        <w:spacing w:after="200"/>
+        <w:jc w:val="center"/>
+      </w:pPr>
+      <w:r>
+        <w:rPr>
+          <w:rFonts w:ascii="Times New Roman" w:hAnsi="Times New Roman" w:eastAsia="宋体"/>
+          <w:b w:val="0"/>
+          <w:color w:val="555555"/>
+          <w:sz w:val="19"/>
+        </w:rPr>
+        <w:t>图9  安全引导系统设计原型（要素标注版，备选方案9-C）</w:t>
+      </w:r>
+    </w:p>
+    <w:p>
+      <w:pPr>
+        <w:spacing w:before="120" w:after="40"/>
+        <w:jc w:val="center"/>
+      </w:pPr>
+      <w:r>
+        <w:drawing>
+          <wp:inline xmlns:a="http://schemas.openxmlformats.org/drawingml/2006/main" xmlns:pic="http://schemas.openxmlformats.org/drawingml/2006/picture">
+            <wp:extent cx="5472000" cy="3625200"/>
+            <wp:docPr id="3" name="Picture 3"/>
+            <wp:cNvGraphicFramePr>
+              <a:graphicFrameLocks noChangeAspect="1"/>
+            </wp:cNvGraphicFramePr>
+            <a:graphic>
+              <a:graphicData uri="http://schemas.openxmlformats.org/drawingml/2006/picture">
+                <pic:pic>
+                  <pic:nvPicPr>
+                    <pic:cNvPr id="0" name="图11-D.png"/>
+                    <pic:cNvPicPr/>
+                  </pic:nvPicPr>
+                  <pic:blipFill>
+                    <a:blip r:embed="rId11"/>
+                    <a:stretch>
+                      <a:fillRect/>
+                    </a:stretch>
+                  </pic:blipFill>
+                  <pic:spPr>
+                    <a:xfrm>
+                      <a:off x="0" y="0"/>
+                      <a:ext cx="5472000" cy="3625200"/>
+                    </a:xfrm>
+                    <a:prstGeom prst="rect"/>
+                  </pic:spPr>
+                </pic:pic>
+              </a:graphicData>
+            </a:graphic>
+          </wp:inline>
+        </w:drawing>
+      </w:r>
+    </w:p>
+    <w:p>
+      <w:pPr>
+        <w:spacing w:after="200"/>
+        <w:jc w:val="center"/>
+      </w:pPr>
+      <w:r>
+        <w:rPr>
+          <w:rFonts w:ascii="Times New Roman" w:hAnsi="Times New Roman" w:eastAsia="宋体"/>
+          <w:b w:val="0"/>
+          <w:color w:val="555555"/>
+          <w:sz w:val="19"/>
+        </w:rPr>
+        <w:t>图11  立面动态提示装置屏幕界面（主信息区70%／侧栏30%，备选方案11-D）</w:t>
+      </w:r>
+    </w:p>
+    <w:p>
+      <w:pPr>
+        <w:spacing w:before="0" w:after="120" w:line="360" w:lineRule="exact"/>
+        <w:jc w:val="both"/>
+      </w:pPr>
+      <w:r>
+        <w:rPr>
+          <w:rFonts w:ascii="Times New Roman" w:hAnsi="Times New Roman" w:eastAsia="宋体"/>
+          <w:b w:val="0"/>
+          <w:color w:val="888888"/>
+          <w:sz w:val="19"/>
+        </w:rPr>
+        <w:t>上列三幅为本次重绘的备选版本，另有图9、图10、图11 各6张备选存于《配图备选》目录，可按版面需要替换。</w:t>
+      </w:r>
+    </w:p>
+    <w:p>
+      <w:r>
+        <w:br w:type="page"/>
+      </w:r>
+    </w:p>
+    <w:p>
+      <w:pPr>
+        <w:spacing w:before="0" w:after="160" w:line="416" w:lineRule="exact"/>
+        <w:jc w:val="left"/>
+      </w:pPr>
+      <w:r>
+        <w:rPr>
+          <w:rFonts w:ascii="Times New Roman" w:hAnsi="Times New Roman" w:eastAsia="黑体"/>
+          <w:b w:val="0"/>
+          <w:sz w:val="26"/>
+        </w:rPr>
+        <w:t>六、6. 经费信息</w:t>
       </w:r>
     </w:p>
     <w:p>
@@ -1668,7 +2853,7 @@
           <w:b w:val="0"/>
           <w:sz w:val="26"/>
         </w:rPr>
-        <w:t>六、提交前需确认的事项</w:t>
+        <w:t>七、提交前需确认的事项</w:t>
       </w:r>
     </w:p>
     <w:p>
@@ -1682,7 +2867,7 @@
           <w:b w:val="0"/>
           <w:sz w:val="21"/>
         </w:rPr>
-        <w:t>1. 经费各科目的比例限制，以当年度申报公告与经费管理办法为准核定。</w:t>
+        <w:t>1. 经费各科目的比例限制，以当年度申报公告与湖北省社会科学基金经费管理办法为准核定；若公告对间接费用或劳务费设有上限而本方案超出，可在保持合计 20000.00 元不变的前提下于科目之间调整。</w:t>
       </w:r>
     </w:p>
     <w:p>
@@ -1696,7 +2881,7 @@
           <w:b w:val="0"/>
           <w:sz w:val="21"/>
         </w:rPr>
-        <w:t>2. 研究报告封面首行的课题批次标注与日期，需按本次申报材料的用途填写。</w:t>
+        <w:t>2. 研究报告封面首行的课题批次标注与日期仍为空，需按本次申报材料的用途填写；封面“课题负责人”“申报单位”两栏亦待填。</w:t>
       </w:r>
     </w:p>
     <w:p>
@@ -1738,7 +2923,49 @@
           <w:b w:val="0"/>
           <w:sz w:val="21"/>
         </w:rPr>
-        <w:t>5. 本文件参考文献 20 项自研究报告 79 条中选取，覆盖共享空间理论、冲突识别方法、主观安全评价、行为机理与行为引导五个方面；提交前请对照原文复核卷、期、页码。</w:t>
+        <w:t>5. 本文件参考文献 20 项自研究报告 87 条中选取，含中文文献 6 条，覆盖共享空间理论、冲突识别方法、主观安全评价、行为机理与行为引导五个方面；提交前请对照原文复核卷、期、页码。省社科基金评审通常期待更充分的中文文献覆盖，建议在知网另行补充后同步更新本清单。</w:t>
+      </w:r>
+    </w:p>
+    <w:p>
+      <w:pPr>
+        <w:spacing w:before="0" w:after="80" w:line="360" w:lineRule="exact"/>
+        <w:jc w:val="both"/>
+      </w:pPr>
+      <w:r>
+        <w:rPr>
+          <w:rFonts w:ascii="Times New Roman" w:hAnsi="Times New Roman" w:eastAsia="宋体"/>
+          <w:b w:val="0"/>
+          <w:sz w:val="21"/>
+        </w:rPr>
+        <w:t>6. 你在最新一版报告中删除了正文中“图4  校园共享道路5个热点区域的具体交通状况”的图注，但图目录中该条仍在，正文4.1.2节亦写有“如图3、图4所示”。若属误删请补回，若确需删除则需同步修改图目录与正文表述。</w:t>
+      </w:r>
+    </w:p>
+    <w:p>
+      <w:pPr>
+        <w:spacing w:before="0" w:after="80" w:line="360" w:lineRule="exact"/>
+        <w:jc w:val="both"/>
+      </w:pPr>
+      <w:r>
+        <w:rPr>
+          <w:rFonts w:ascii="Times New Roman" w:hAnsi="Times New Roman" w:eastAsia="宋体"/>
+          <w:b w:val="0"/>
+          <w:sz w:val="21"/>
+        </w:rPr>
+        <w:t>7. 附录F已按你的修改去掉“职称层次”一列，正文对应的专家构成表述已随之调整为仅列专业领域。</w:t>
+      </w:r>
+    </w:p>
+    <w:p>
+      <w:pPr>
+        <w:spacing w:before="0" w:after="80" w:line="360" w:lineRule="exact"/>
+        <w:jc w:val="both"/>
+      </w:pPr>
+      <w:r>
+        <w:rPr>
+          <w:rFonts w:ascii="Times New Roman" w:hAnsi="Times New Roman" w:eastAsia="宋体"/>
+          <w:b w:val="0"/>
+          <w:sz w:val="21"/>
+        </w:rPr>
+        <w:t>8. 图9、图10、图11 与图2 的重绘版本各有备选，尚未替换进研究报告正文；确定选用哪一版后可一并替换并更新图目录。</w:t>
       </w:r>
     </w:p>
     <w:sectPr>
